--- a/testakten/sanierungsgewinn-starug-plan-windenergie-pellbach-2026/08_3a_iv_estg_antrag_finanzamt_cottbus.docx
+++ b/testakten/sanierungsgewinn-starug-plan-windenergie-pellbach-2026/08_3a_iv_estg_antrag_finanzamt_cottbus.docx
@@ -5,16 +5,20 @@
     <w:p>
       <w:pPr>
         <w:pStyle w:val="Heading1"/>
+        <w:spacing w:after="160" w:line="259" w:lineRule="auto"/>
       </w:pPr>
       <w:r>
         <w:rPr>
           <w:rFonts w:ascii="Times New Roman" w:hAnsi="Times New Roman"/>
+          <w:b/>
+          <w:sz w:val="28"/>
         </w:rPr>
         <w:t>08 Antrag nach § 3a Abs. 4 EStG — Steuerfreistellung Sanierungsertrag</w:t>
       </w:r>
     </w:p>
     <w:p>
       <w:pPr>
+        <w:spacing w:line="259" w:lineRule="auto" w:after="60"/>
         <w:jc w:val="left"/>
       </w:pPr>
       <w:r>
@@ -29,48 +33,75 @@
     </w:p>
     <w:p>
       <w:pPr>
+        <w:spacing w:before="120" w:after="60" w:line="259" w:lineRule="auto"/>
         <w:jc w:val="left"/>
       </w:pPr>
       <w:r>
         <w:rPr>
+          <w:rFonts w:ascii="Times New Roman" w:hAnsi="Times New Roman"/>
           <w:b/>
+          <w:sz w:val="22"/>
         </w:rPr>
         <w:t>Empfänger:</w:t>
       </w:r>
       <w:r>
+        <w:rPr>
+          <w:rFonts w:ascii="Times New Roman" w:hAnsi="Times New Roman"/>
+          <w:b/>
+          <w:sz w:val="22"/>
+        </w:rPr>
         <w:t xml:space="preserve"> Finanzamt Cottbus, Karl-Liebknecht-Strasse 88, 03046 Cottbus</w:t>
       </w:r>
     </w:p>
     <w:p>
       <w:pPr>
+        <w:spacing w:before="120" w:after="60" w:line="259" w:lineRule="auto"/>
         <w:jc w:val="left"/>
       </w:pPr>
       <w:r>
         <w:rPr>
-          <w:b/>
+          <w:rFonts w:ascii="Times New Roman" w:hAnsi="Times New Roman"/>
+          <w:b w:val="0"/>
+          <w:i w:val="0"/>
+          <w:sz w:val="22"/>
         </w:rPr>
         <w:t>Datum:</w:t>
       </w:r>
       <w:r>
+        <w:rPr>
+          <w:rFonts w:ascii="Times New Roman" w:hAnsi="Times New Roman"/>
+          <w:b w:val="0"/>
+          <w:i w:val="0"/>
+          <w:sz w:val="22"/>
+        </w:rPr>
         <w:t xml:space="preserve"> 27.05.2026 (drei Tage vor Plan-Vorlage)</w:t>
       </w:r>
     </w:p>
     <w:p>
       <w:pPr>
+        <w:spacing w:before="120" w:after="60" w:line="259" w:lineRule="auto"/>
         <w:jc w:val="left"/>
       </w:pPr>
       <w:r>
         <w:rPr>
+          <w:rFonts w:ascii="Times New Roman" w:hAnsi="Times New Roman"/>
           <w:b/>
+          <w:sz w:val="22"/>
         </w:rPr>
         <w:t>Steuernummer:</w:t>
       </w:r>
       <w:r>
+        <w:rPr>
+          <w:rFonts w:ascii="Times New Roman" w:hAnsi="Times New Roman"/>
+          <w:b/>
+          <w:sz w:val="22"/>
+        </w:rPr>
         <w:t xml:space="preserve"> 062/110/47728</w:t>
       </w:r>
     </w:p>
     <w:p>
       <w:pPr>
+        <w:spacing w:line="259" w:lineRule="auto" w:after="60"/>
         <w:jc w:val="left"/>
       </w:pPr>
       <w:r>
@@ -83,20 +114,28 @@
         <w:t xml:space="preserve"> Sanierungsertrag aus StaRUG-Restrukturierungsplan AG Cottbus 92 RES 14/26</w:t>
       </w:r>
     </w:p>
-    <w:p/>
+    <w:p>
+      <w:pPr>
+        <w:spacing w:line="259" w:lineRule="auto" w:after="60"/>
+      </w:pPr>
+    </w:p>
     <w:p>
       <w:pPr>
         <w:pStyle w:val="Heading2"/>
+        <w:spacing w:before="120" w:after="60" w:line="259" w:lineRule="auto"/>
       </w:pPr>
       <w:r>
         <w:rPr>
           <w:rFonts w:ascii="Times New Roman" w:hAnsi="Times New Roman"/>
+          <w:b/>
+          <w:sz w:val="22"/>
         </w:rPr>
         <w:t>Sehr geehrte Damen und Herren,</w:t>
       </w:r>
     </w:p>
     <w:p>
       <w:pPr>
+        <w:spacing w:line="259" w:lineRule="auto" w:after="60"/>
         <w:jc w:val="left"/>
       </w:pPr>
       <w:r>
@@ -105,6 +144,7 @@
     </w:p>
     <w:p>
       <w:pPr>
+        <w:spacing w:line="259" w:lineRule="auto" w:after="60"/>
         <w:jc w:val="left"/>
       </w:pPr>
       <w:r>
@@ -116,6 +156,7 @@
     </w:p>
     <w:p>
       <w:pPr>
+        <w:spacing w:line="259" w:lineRule="auto" w:after="60"/>
         <w:jc w:val="left"/>
       </w:pPr>
       <w:r>
@@ -125,6 +166,7 @@
     <w:p>
       <w:pPr>
         <w:pStyle w:val="Heading2"/>
+        <w:spacing w:line="259" w:lineRule="auto" w:after="60"/>
       </w:pPr>
       <w:r>
         <w:rPr>
@@ -135,6 +177,7 @@
     </w:p>
     <w:p>
       <w:pPr>
+        <w:spacing w:line="259" w:lineRule="auto" w:after="60"/>
         <w:jc w:val="left"/>
       </w:pPr>
       <w:r>
@@ -143,6 +186,7 @@
     </w:p>
     <w:p>
       <w:pPr>
+        <w:spacing w:line="259" w:lineRule="auto" w:after="60"/>
         <w:jc w:val="left"/>
       </w:pPr>
       <w:r>
@@ -152,6 +196,7 @@
     <w:p>
       <w:pPr>
         <w:pStyle w:val="ListBullet"/>
+        <w:spacing w:line="259" w:lineRule="auto" w:after="60"/>
       </w:pPr>
       <w:r>
         <w:t>Forderungsverzicht des Banken-Konsortiums (NordKurland Bank AG, Commerzbank AG, ILB) in Höhe von 22.000.000 EUR;</w:t>
@@ -160,6 +205,7 @@
     <w:p>
       <w:pPr>
         <w:pStyle w:val="ListBullet"/>
+        <w:spacing w:line="259" w:lineRule="auto" w:after="60"/>
       </w:pPr>
       <w:r>
         <w:t>Debt-Equity-Swap des Banken-Konsortiums für 8.000.000 EUR Forderungen gegen 35 % Anteilsübertragung;</w:t>
@@ -168,6 +214,7 @@
     <w:p>
       <w:pPr>
         <w:pStyle w:val="ListBullet"/>
+        <w:spacing w:line="259" w:lineRule="auto" w:after="60"/>
       </w:pPr>
       <w:r>
         <w:t>Stundung des Restbetrages 5.000.000 EUR über 36 Monate.</w:t>
@@ -175,6 +222,7 @@
     </w:p>
     <w:p>
       <w:pPr>
+        <w:spacing w:line="259" w:lineRule="auto" w:after="60"/>
         <w:jc w:val="left"/>
       </w:pPr>
       <w:r>
@@ -184,6 +232,7 @@
     <w:p>
       <w:pPr>
         <w:pStyle w:val="Heading2"/>
+        <w:spacing w:line="259" w:lineRule="auto" w:after="60"/>
       </w:pPr>
       <w:r>
         <w:rPr>
@@ -195,6 +244,7 @@
     <w:p>
       <w:pPr>
         <w:pStyle w:val="Heading3"/>
+        <w:spacing w:line="259" w:lineRule="auto" w:after="60"/>
       </w:pPr>
       <w:r>
         <w:rPr>
@@ -205,6 +255,7 @@
     </w:p>
     <w:p>
       <w:pPr>
+        <w:spacing w:line="259" w:lineRule="auto" w:after="60"/>
         <w:jc w:val="left"/>
       </w:pPr>
       <w:r>
@@ -214,6 +265,7 @@
     <w:p>
       <w:pPr>
         <w:pStyle w:val="Heading3"/>
+        <w:spacing w:line="259" w:lineRule="auto" w:after="60"/>
       </w:pPr>
       <w:r>
         <w:rPr>
@@ -224,6 +276,7 @@
     </w:p>
     <w:p>
       <w:pPr>
+        <w:spacing w:line="259" w:lineRule="auto" w:after="60"/>
         <w:jc w:val="left"/>
       </w:pPr>
       <w:r>
@@ -233,6 +286,7 @@
     <w:p>
       <w:pPr>
         <w:pStyle w:val="Heading3"/>
+        <w:spacing w:line="259" w:lineRule="auto" w:after="60"/>
       </w:pPr>
       <w:r>
         <w:rPr>
@@ -243,6 +297,7 @@
     </w:p>
     <w:p>
       <w:pPr>
+        <w:spacing w:line="259" w:lineRule="auto" w:after="60"/>
         <w:jc w:val="left"/>
       </w:pPr>
       <w:r>
@@ -252,6 +307,7 @@
     <w:p>
       <w:pPr>
         <w:pStyle w:val="ListBullet"/>
+        <w:spacing w:line="259" w:lineRule="auto" w:after="60"/>
       </w:pPr>
       <w:r>
         <w:t>Forderungsverzicht 22 Mio EUR durch Banken-Konsortium</w:t>
@@ -260,6 +316,7 @@
     <w:p>
       <w:pPr>
         <w:pStyle w:val="ListBullet"/>
+        <w:spacing w:line="259" w:lineRule="auto" w:after="60"/>
       </w:pPr>
       <w:r>
         <w:t>DES 8 Mio EUR mit Anteilsübertragung 35 % an Banken</w:t>
@@ -268,6 +325,7 @@
     <w:p>
       <w:pPr>
         <w:pStyle w:val="ListBullet"/>
+        <w:spacing w:line="259" w:lineRule="auto" w:after="60"/>
       </w:pPr>
       <w:r>
         <w:t>Stundung 5 Mio EUR mit 36 Monaten Restlaufzeit</w:t>
@@ -276,6 +334,7 @@
     <w:p>
       <w:pPr>
         <w:pStyle w:val="ListBullet"/>
+        <w:spacing w:line="259" w:lineRule="auto" w:after="60"/>
       </w:pPr>
       <w:r>
         <w:t>Pivot zur Direktvermarktung (Steigerung Direktvermarktung-Anteil 15 % auf 35 % bis 2028)</w:t>
@@ -284,6 +343,7 @@
     <w:p>
       <w:pPr>
         <w:pStyle w:val="ListBullet"/>
+        <w:spacing w:line="259" w:lineRule="auto" w:after="60"/>
       </w:pPr>
       <w:r>
         <w:t>Personalanpassung 30 Stellen (Sozialplan 0,9 Mio EUR)</w:t>
@@ -292,6 +352,7 @@
     <w:p>
       <w:pPr>
         <w:pStyle w:val="ListBullet"/>
+        <w:spacing w:line="259" w:lineRule="auto" w:after="60"/>
       </w:pPr>
       <w:r>
         <w:t>Standortkonsolidierung (Schliessung Eberswalde)</w:t>
@@ -300,6 +361,7 @@
     <w:p>
       <w:pPr>
         <w:pStyle w:val="Heading3"/>
+        <w:spacing w:line="259" w:lineRule="auto" w:after="60"/>
       </w:pPr>
       <w:r>
         <w:rPr>
@@ -310,6 +372,7 @@
     </w:p>
     <w:p>
       <w:pPr>
+        <w:spacing w:line="259" w:lineRule="auto" w:after="60"/>
         <w:jc w:val="left"/>
       </w:pPr>
       <w:r>
@@ -318,6 +381,7 @@
     </w:p>
     <w:p>
       <w:pPr>
+        <w:spacing w:line="259" w:lineRule="auto" w:after="60"/>
         <w:ind w:left="567"/>
       </w:pPr>
       <w:r>
@@ -342,6 +406,7 @@
     </w:p>
     <w:p>
       <w:pPr>
+        <w:spacing w:line="259" w:lineRule="auto" w:after="60"/>
         <w:jc w:val="left"/>
       </w:pPr>
       <w:r>
@@ -351,6 +416,7 @@
     <w:p>
       <w:pPr>
         <w:pStyle w:val="Heading2"/>
+        <w:spacing w:line="259" w:lineRule="auto" w:after="60"/>
       </w:pPr>
       <w:r>
         <w:rPr>
@@ -361,6 +427,7 @@
     </w:p>
     <w:p>
       <w:pPr>
+        <w:spacing w:line="259" w:lineRule="auto" w:after="60"/>
         <w:jc w:val="left"/>
       </w:pPr>
       <w:r>
@@ -504,6 +571,7 @@
     </w:tbl>
     <w:p>
       <w:pPr>
+        <w:spacing w:line="259" w:lineRule="auto" w:after="60"/>
         <w:jc w:val="left"/>
       </w:pPr>
       <w:r>
@@ -648,6 +716,7 @@
     <w:p>
       <w:pPr>
         <w:pStyle w:val="Heading2"/>
+        <w:spacing w:line="259" w:lineRule="auto" w:after="60"/>
       </w:pPr>
       <w:r>
         <w:rPr>
@@ -658,6 +727,7 @@
     </w:p>
     <w:p>
       <w:pPr>
+        <w:spacing w:line="259" w:lineRule="auto" w:after="60"/>
         <w:jc w:val="left"/>
       </w:pPr>
       <w:r>
@@ -667,6 +737,7 @@
     <w:p>
       <w:pPr>
         <w:pStyle w:val="ListNumber"/>
+        <w:spacing w:line="259" w:lineRule="auto" w:after="60"/>
       </w:pPr>
       <w:r>
         <w:t xml:space="preserve">die Steuerfreiheit des verbleibenden Sanierungsertrags nach § 3a Abs. 3 EStG für die Pellbach Windenergie GmbH in Höhe von </w:t>
@@ -684,6 +755,7 @@
     <w:p>
       <w:pPr>
         <w:pStyle w:val="ListNumber"/>
+        <w:spacing w:line="259" w:lineRule="auto" w:after="60"/>
       </w:pPr>
       <w:r>
         <w:t>dies im KSt-Bescheid 2026 (StNr. 062/110/47728) entsprechend zu berücksichtigen;</w:t>
@@ -692,6 +764,7 @@
     <w:p>
       <w:pPr>
         <w:pStyle w:val="ListNumber"/>
+        <w:spacing w:line="259" w:lineRule="auto" w:after="60"/>
       </w:pPr>
       <w:r>
         <w:t xml:space="preserve">den Antrag mit Wirkung </w:t>
@@ -718,6 +791,7 @@
     <w:p>
       <w:pPr>
         <w:pStyle w:val="ListNumber"/>
+        <w:spacing w:line="259" w:lineRule="auto" w:after="60"/>
       </w:pPr>
       <w:r>
         <w:t>uns vor Erlass des KSt-Bescheids 2026 Gelegenheit zur Stellungnahme zu geben (§ 91 AO).</w:t>
@@ -726,6 +800,7 @@
     <w:p>
       <w:pPr>
         <w:pStyle w:val="Heading2"/>
+        <w:spacing w:line="259" w:lineRule="auto" w:after="60"/>
       </w:pPr>
       <w:r>
         <w:rPr>
@@ -736,6 +811,7 @@
     </w:p>
     <w:p>
       <w:pPr>
+        <w:spacing w:line="259" w:lineRule="auto" w:after="60"/>
         <w:jc w:val="left"/>
       </w:pPr>
       <w:r>
@@ -745,6 +821,7 @@
     <w:p>
       <w:pPr>
         <w:pStyle w:val="Heading2"/>
+        <w:spacing w:line="259" w:lineRule="auto" w:after="60"/>
       </w:pPr>
       <w:r>
         <w:rPr>
@@ -755,6 +832,7 @@
     </w:p>
     <w:p>
       <w:pPr>
+        <w:spacing w:line="259" w:lineRule="auto" w:after="60"/>
         <w:jc w:val="left"/>
       </w:pPr>
       <w:r>
@@ -764,6 +842,7 @@
     <w:p>
       <w:pPr>
         <w:pStyle w:val="Heading2"/>
+        <w:spacing w:line="259" w:lineRule="auto" w:after="60"/>
       </w:pPr>
       <w:r>
         <w:rPr>
@@ -774,6 +853,7 @@
     </w:p>
     <w:p>
       <w:pPr>
+        <w:spacing w:line="259" w:lineRule="auto" w:after="60"/>
         <w:jc w:val="left"/>
       </w:pPr>
       <w:r>
@@ -783,6 +863,7 @@
     <w:p>
       <w:pPr>
         <w:pStyle w:val="Heading2"/>
+        <w:spacing w:line="259" w:lineRule="auto" w:after="60"/>
       </w:pPr>
       <w:r>
         <w:rPr>
@@ -793,6 +874,7 @@
     </w:p>
     <w:p>
       <w:pPr>
+        <w:spacing w:line="259" w:lineRule="auto" w:after="60"/>
         <w:jc w:val="left"/>
       </w:pPr>
       <w:r>
@@ -802,6 +884,7 @@
     <w:p>
       <w:pPr>
         <w:pStyle w:val="Heading2"/>
+        <w:spacing w:line="259" w:lineRule="auto" w:after="60"/>
       </w:pPr>
       <w:r>
         <w:rPr>
@@ -1213,9 +1296,14 @@
         </w:tc>
       </w:tr>
     </w:tbl>
-    <w:p/>
     <w:p>
       <w:pPr>
+        <w:spacing w:line="259" w:lineRule="auto" w:after="60"/>
+      </w:pPr>
+    </w:p>
+    <w:p>
+      <w:pPr>
+        <w:spacing w:line="259" w:lineRule="auto" w:after="60"/>
         <w:jc w:val="left"/>
       </w:pPr>
       <w:r>
@@ -1224,6 +1312,7 @@
     </w:p>
     <w:p>
       <w:pPr>
+        <w:spacing w:line="259" w:lineRule="auto" w:after="60"/>
         <w:jc w:val="left"/>
       </w:pPr>
       <w:r>
@@ -1232,16 +1321,22 @@
     </w:p>
     <w:p>
       <w:pPr>
+        <w:spacing w:line="259" w:lineRule="auto" w:after="60"/>
         <w:jc w:val="left"/>
       </w:pPr>
       <w:r>
         <w:t>für Pellbach Windenergie GmbH</w:t>
       </w:r>
     </w:p>
-    <w:p/>
+    <w:p>
+      <w:pPr>
+        <w:spacing w:line="259" w:lineRule="auto" w:after="60"/>
+      </w:pPr>
+    </w:p>
     <w:p>
       <w:pPr>
         <w:pStyle w:val="Heading2"/>
+        <w:spacing w:line="259" w:lineRule="auto" w:after="60"/>
       </w:pPr>
       <w:r>
         <w:rPr>
@@ -1252,6 +1347,7 @@
     </w:p>
     <w:p>
       <w:pPr>
+        <w:spacing w:line="259" w:lineRule="auto" w:after="60"/>
         <w:jc w:val="left"/>
       </w:pPr>
       <w:r>
@@ -1260,6 +1356,7 @@
     </w:p>
     <w:p>
       <w:pPr>
+        <w:spacing w:line="259" w:lineRule="auto" w:after="60"/>
         <w:jc w:val="left"/>
       </w:pPr>
       <w:r>
@@ -1282,13 +1379,58 @@
       </w:r>
     </w:p>
     <w:sectPr>
+      <w:headerReference w:type="default" r:id="rId9"/>
+      <w:footerReference w:type="default" r:id="rId10"/>
       <w:pgSz w:w="11906" w:h="16838"/>
-      <w:pgMar w:top="1417" w:right="1417" w:bottom="1417" w:left="1417" w:header="720" w:footer="720" w:gutter="0"/>
+      <w:pgMar w:top="1191" w:right="1247" w:bottom="1134" w:left="1361" w:header="720" w:footer="720" w:gutter="0"/>
       <w:cols w:space="720"/>
       <w:docGrid w:linePitch="360"/>
     </w:sectPr>
   </w:body>
 </w:document>
+</file>
+
+<file path=word/footer1.xml><?xml version="1.0" encoding="utf-8"?>
+<w:ftr xmlns:m="http://schemas.openxmlformats.org/officeDocument/2006/math" xmlns:mc="http://schemas.openxmlformats.org/markup-compatibility/2006" xmlns:mo="http://schemas.microsoft.com/office/mac/office/2008/main" xmlns:mv="urn:schemas-microsoft-com:mac:vml" xmlns:o="urn:schemas-microsoft-com:office:office" xmlns:r="http://schemas.openxmlformats.org/officeDocument/2006/relationships" xmlns:v="urn:schemas-microsoft-com:vml" xmlns:w10="urn:schemas-microsoft-com:office:word" xmlns:w14="http://schemas.microsoft.com/office/word/2010/wordml" xmlns:w="http://schemas.openxmlformats.org/wordprocessingml/2006/main" xmlns:wne="http://schemas.microsoft.com/office/word/2006/wordml" xmlns:wp14="http://schemas.microsoft.com/office/word/2010/wordprocessingDrawing" xmlns:wp="http://schemas.openxmlformats.org/drawingml/2006/wordprocessingDrawing" xmlns:wpc="http://schemas.microsoft.com/office/word/2010/wordprocessingCanvas" xmlns:wpg="http://schemas.microsoft.com/office/word/2010/wordprocessingGroup" xmlns:wpi="http://schemas.microsoft.com/office/word/2010/wordprocessingInk" xmlns:wps="http://schemas.microsoft.com/office/word/2010/wordprocessingShape" mc:Ignorable="w14 wp14">
+  <w:p>
+    <w:pPr>
+      <w:pStyle w:val="Footer"/>
+      <w:jc w:val="left"/>
+    </w:pPr>
+    <w:r/>
+    <w:r>
+      <w:rPr>
+        <w:rFonts w:ascii="Times New Roman" w:hAnsi="Times New Roman"/>
+        <w:b w:val="0"/>
+        <w:color w:val="777777"/>
+        <w:sz w:val="17"/>
+      </w:rPr>
+      <w:t>Vertraulich | Bearbeitungsstand Juli 2026 | nur zur Aktenbearbeitung</w:t>
+    </w:r>
+  </w:p>
+</w:ftr>
+</file>
+
+<file path=word/header1.xml><?xml version="1.0" encoding="utf-8"?>
+<w:hdr xmlns:m="http://schemas.openxmlformats.org/officeDocument/2006/math" xmlns:mc="http://schemas.openxmlformats.org/markup-compatibility/2006" xmlns:mo="http://schemas.microsoft.com/office/mac/office/2008/main" xmlns:mv="urn:schemas-microsoft-com:mac:vml" xmlns:o="urn:schemas-microsoft-com:office:office" xmlns:r="http://schemas.openxmlformats.org/officeDocument/2006/relationships" xmlns:v="urn:schemas-microsoft-com:vml" xmlns:w10="urn:schemas-microsoft-com:office:word" xmlns:w14="http://schemas.microsoft.com/office/word/2010/wordml" xmlns:w="http://schemas.openxmlformats.org/wordprocessingml/2006/main" xmlns:wne="http://schemas.microsoft.com/office/word/2006/wordml" xmlns:wp14="http://schemas.microsoft.com/office/word/2010/wordprocessingDrawing" xmlns:wp="http://schemas.openxmlformats.org/drawingml/2006/wordprocessingDrawing" xmlns:wpc="http://schemas.microsoft.com/office/word/2010/wordprocessingCanvas" xmlns:wpg="http://schemas.microsoft.com/office/word/2010/wordprocessingGroup" xmlns:wpi="http://schemas.microsoft.com/office/word/2010/wordprocessingInk" xmlns:wps="http://schemas.microsoft.com/office/word/2010/wordprocessingShape" mc:Ignorable="w14 wp14">
+  <w:p>
+    <w:pPr>
+      <w:pStyle w:val="Header"/>
+      <w:jc w:val="left"/>
+    </w:pPr>
+    <w:r/>
+    <w:r>
+      <w:rPr>
+        <w:rFonts w:ascii="Times New Roman" w:hAnsi="Times New Roman"/>
+        <w:b w:val="0"/>
+        <w:i w:val="0"/>
+        <w:color w:val="666666"/>
+        <w:sz w:val="17"/>
+      </w:rPr>
+      <w:t>Lindenhof und Partner mbB | Insolvenz- und Restrukturierungsakte | Bearbeitungsstand Juli 2026</w:t>
+    </w:r>
+  </w:p>
+</w:hdr>
 </file>
 
 <file path=word/numbering.xml><?xml version="1.0" encoding="utf-8"?>
@@ -2005,11 +2147,12 @@
       <w:contextualSpacing/>
     </w:pPr>
     <w:rPr>
-      <w:rFonts w:asciiTheme="majorHAnsi" w:eastAsiaTheme="majorEastAsia" w:hAnsiTheme="majorHAnsi" w:cstheme="majorBidi"/>
+      <w:rFonts w:asciiTheme="majorHAnsi" w:eastAsiaTheme="majorEastAsia" w:hAnsiTheme="majorHAnsi" w:cstheme="majorBidi" w:ascii="Times New Roman" w:hAnsi="Times New Roman"/>
+      <w:b/>
       <w:color w:val="17365D" w:themeColor="text2" w:themeShade="BF"/>
       <w:spacing w:val="5"/>
       <w:kern w:val="28"/>
-      <w:sz w:val="52"/>
+      <w:sz w:val="30"/>
       <w:szCs w:val="52"/>
     </w:rPr>
   </w:style>
